--- a/prd-pr01/ПЗ1_Отчет_ЭФБО-17-25_Белишко_RevGlamp.docx
+++ b/prd-pr01/ПЗ1_Отчет_ЭФБО-17-25_Белишко_RevGlamp.docx
@@ -1653,60 +1653,9 @@
             </w:tcMar>
           </w:tcPr>
           <w:p>
-            <w:pPr>
-              <w:spacing w:before="40" w:after="40"/>
-              <w:rPr>
-                <w:rFonts w:ascii="Times New Roman" w:hAnsi="Times New Roman" w:cs="Times New Roman"/>
-                <w:color w:val="000000" w:themeColor="text1"/>
-                <w:lang w:val="ru-RU"/>
-              </w:rPr>
-            </w:pPr>
-            <w:proofErr w:type="spellStart"/>
-            <w:r>
-              <w:rPr>
-                <w:rFonts w:ascii="Times New Roman" w:hAnsi="Times New Roman" w:cs="Times New Roman"/>
-                <w:color w:val="000000" w:themeColor="text1"/>
-                <w:sz w:val="20"/>
-              </w:rPr>
-              <w:t>Вячин</w:t>
-            </w:r>
-            <w:proofErr w:type="spellEnd"/>
-            <w:r>
-              <w:rPr>
-                <w:rFonts w:ascii="Times New Roman" w:hAnsi="Times New Roman" w:cs="Times New Roman"/>
-                <w:color w:val="000000" w:themeColor="text1"/>
-                <w:sz w:val="20"/>
-              </w:rPr>
-              <w:t xml:space="preserve"> </w:t>
-            </w:r>
-            <w:proofErr w:type="spellStart"/>
-            <w:r>
-              <w:rPr>
-                <w:rFonts w:ascii="Times New Roman" w:hAnsi="Times New Roman" w:cs="Times New Roman"/>
-                <w:color w:val="000000" w:themeColor="text1"/>
-                <w:sz w:val="20"/>
-              </w:rPr>
-              <w:t>Максим</w:t>
-            </w:r>
-            <w:proofErr w:type="spellEnd"/>
-            <w:r>
-              <w:rPr>
-                <w:rFonts w:ascii="Times New Roman" w:hAnsi="Times New Roman" w:cs="Times New Roman"/>
-                <w:color w:val="000000" w:themeColor="text1"/>
-                <w:sz w:val="20"/>
-              </w:rPr>
-              <w:t xml:space="preserve"> </w:t>
-            </w:r>
-            <w:proofErr w:type="spellStart"/>
-            <w:r>
-              <w:rPr>
-                <w:rFonts w:ascii="Times New Roman" w:hAnsi="Times New Roman" w:cs="Times New Roman"/>
-                <w:color w:val="000000" w:themeColor="text1"/>
-                <w:sz w:val="20"/>
-              </w:rPr>
-              <w:t>Геннадьевич</w:t>
-            </w:r>
-            <w:proofErr w:type="spellEnd"/>
+            <w:r>
+              <w:t>Вячин Максим Геннадьевич</w:t>
+            </w:r>
           </w:p>
         </w:tc>
         <w:tc>
@@ -2083,21 +2032,7 @@
             </w:tcMar>
           </w:tcPr>
           <w:p>
-            <w:pPr>
-              <w:spacing w:before="40" w:after="40"/>
-              <w:rPr>
-                <w:rFonts w:ascii="Times New Roman" w:hAnsi="Times New Roman" w:cs="Times New Roman"/>
-                <w:color w:val="000000" w:themeColor="text1"/>
-                <w:lang w:val="ru-RU"/>
-              </w:rPr>
-            </w:pPr>
-            <w:r>
-              <w:rPr>
-                <w:rFonts w:ascii="Times New Roman" w:hAnsi="Times New Roman" w:cs="Times New Roman"/>
-                <w:color w:val="000000" w:themeColor="text1"/>
-                <w:sz w:val="20"/>
-                <w:lang w:val="ru-RU"/>
-              </w:rPr>
+            <w:r>
               <w:t>Кабанов Арсений Алексеевич</w:t>
             </w:r>
           </w:p>
